--- a/materials/grade-02/G02-L10/G02-L10-Reading-Passage.docx
+++ b/materials/grade-02/G02-L10/G02-L10-Reading-Passage.docx
@@ -2,50 +2,212 @@
 <file path=word/document.xml><?xml version="1.0" encoding="utf-8"?>
 <w:document xmlns:wpc="http://schemas.microsoft.com/office/word/2010/wordprocessingCanvas" xmlns:mo="http://schemas.microsoft.com/office/mac/office/2008/main" xmlns:mc="http://schemas.openxmlformats.org/markup-compatibility/2006" xmlns:mv="urn:schemas-microsoft-com:mac:vml" xmlns:o="urn:schemas-microsoft-com:office:office" xmlns:r="http://schemas.openxmlformats.org/officeDocument/2006/relationships" xmlns:m="http://schemas.openxmlformats.org/officeDocument/2006/math" xmlns:v="urn:schemas-microsoft-com:vml" xmlns:wp14="http://schemas.microsoft.com/office/word/2010/wordprocessingDrawing" xmlns:wp="http://schemas.openxmlformats.org/drawingml/2006/wordprocessingDrawing" xmlns:w10="urn:schemas-microsoft-com:office:word" xmlns:w="http://schemas.openxmlformats.org/wordprocessingml/2006/main" xmlns:w14="http://schemas.microsoft.com/office/word/2010/wordml" xmlns:wpg="http://schemas.microsoft.com/office/word/2010/wordprocessingGroup" xmlns:wpi="http://schemas.microsoft.com/office/word/2010/wordprocessingInk" xmlns:wne="http://schemas.microsoft.com/office/word/2006/wordml" xmlns:wps="http://schemas.microsoft.com/office/word/2010/wordprocessingShape" mc:Ignorable="w14 wp14">
   <w:body>
+    <w:tbl>
+      <w:tblPr>
+        <w:tblW w:type="auto" w:w="0"/>
+        <w:tblLook w:firstColumn="1" w:firstRow="1" w:lastColumn="0" w:lastRow="0" w:noHBand="0" w:noVBand="1" w:val="04A0"/>
+        <w:tblBorders>
+          <w:top w:val="none" w:sz="0" w:space="0" w:color="auto"/>
+          <w:left w:val="none" w:sz="0" w:space="0" w:color="auto"/>
+          <w:bottom w:val="none" w:sz="0" w:space="0" w:color="auto"/>
+          <w:right w:val="none" w:sz="0" w:space="0" w:color="auto"/>
+          <w:insideH w:val="none" w:sz="0" w:space="0" w:color="auto"/>
+          <w:insideV w:val="none" w:sz="0" w:space="0" w:color="auto"/>
+        </w:tblBorders>
+      </w:tblPr>
+      <w:tblGrid>
+        <w:gridCol w:w="10800"/>
+      </w:tblGrid>
+      <w:tr>
+        <w:tc>
+          <w:tcPr>
+            <w:tcW w:type="dxa" w:w="10800"/>
+            <w:shd w:fill="E3F2FD"/>
+          </w:tcPr>
+          <w:p/>
+          <w:p>
+            <w:pPr>
+              <w:spacing w:after="40"/>
+              <w:jc w:val="center"/>
+            </w:pPr>
+            <w:r>
+              <w:rPr>
+                <w:rFonts w:ascii="Comic Sans MS" w:hAnsi="Comic Sans MS"/>
+                <w:b/>
+                <w:color w:val="2E86AB"/>
+                <w:sz w:val="44"/>
+              </w:rPr>
+              <w:t>How can a rock tell us a story about something that happened on Earth a long, long time ago?</w:t>
+            </w:r>
+          </w:p>
+          <w:p>
+            <w:pPr>
+              <w:jc w:val="center"/>
+            </w:pPr>
+            <w:r>
+              <w:rPr>
+                <w:rFonts w:ascii="Comic Sans MS" w:hAnsi="Comic Sans MS"/>
+                <w:color w:val="555555"/>
+                <w:sz w:val="20"/>
+              </w:rPr>
+              <w:t>ModelIt! Reading  |  2nd Grade</w:t>
+            </w:r>
+          </w:p>
+          <w:p>
+            <w:pPr>
+              <w:spacing w:before="80" w:after="120"/>
+              <w:jc w:val="center"/>
+            </w:pPr>
+            <w:r>
+              <w:rPr>
+                <w:rFonts w:ascii="Comic Sans MS" w:hAnsi="Comic Sans MS"/>
+                <w:sz w:val="22"/>
+              </w:rPr>
+              <w:t>Name: ________________________    Date: ____________</w:t>
+            </w:r>
+          </w:p>
+        </w:tc>
+      </w:tr>
+    </w:tbl>
     <w:p>
       <w:pPr>
+        <w:spacing w:after="120"/>
         <w:jc w:val="center"/>
       </w:pPr>
       <w:r>
-        <w:rPr>
-          <w:b/>
-          <w:color w:val="2E86AB"/>
-          <w:sz w:val="40"/>
-        </w:rPr>
-        <w:t xml:space="preserve">ModelIt! </w:t>
-      </w:r>
-      <w:r>
-        <w:rPr>
-          <w:color w:val="666666"/>
-          <w:sz w:val="24"/>
-        </w:rPr>
-        <w:t xml:space="preserve">  |  2nd Grade</w:t>
+        <w:drawing>
+          <wp:inline xmlns:a="http://schemas.openxmlformats.org/drawingml/2006/main" xmlns:pic="http://schemas.openxmlformats.org/drawingml/2006/picture">
+            <wp:extent cx="5029200" cy="5029200"/>
+            <wp:docPr id="1" name="Picture 1"/>
+            <wp:cNvGraphicFramePr>
+              <a:graphicFrameLocks noChangeAspect="1"/>
+            </wp:cNvGraphicFramePr>
+            <a:graphic>
+              <a:graphicData uri="http://schemas.openxmlformats.org/drawingml/2006/picture">
+                <pic:pic>
+                  <pic:nvPicPr>
+                    <pic:cNvPr id="0" name="G02-L10-scene.png"/>
+                    <pic:cNvPicPr/>
+                  </pic:nvPicPr>
+                  <pic:blipFill>
+                    <a:blip r:embed="rId9"/>
+                    <a:stretch>
+                      <a:fillRect/>
+                    </a:stretch>
+                  </pic:blipFill>
+                  <pic:spPr>
+                    <a:xfrm>
+                      <a:off x="0" y="0"/>
+                      <a:ext cx="5029200" cy="5029200"/>
+                    </a:xfrm>
+                    <a:prstGeom prst="rect"/>
+                  </pic:spPr>
+                </pic:pic>
+              </a:graphicData>
+            </a:graphic>
+          </wp:inline>
+        </w:drawing>
       </w:r>
     </w:p>
     <w:p>
       <w:pPr>
-        <w:jc w:val="center"/>
+        <w:spacing w:after="120" w:line="440" w:lineRule="exact"/>
       </w:pPr>
       <w:r>
         <w:rPr>
-          <w:b/>
-          <w:color w:val="1A4780"/>
-          <w:sz w:val="32"/>
+          <w:rFonts w:ascii="Comic Sans MS" w:hAnsi="Comic Sans MS"/>
+          <w:sz w:val="26"/>
         </w:rPr>
-        <w:t>G02-L10: How Do Rocks Tell Stories?</w:t>
+        <w:t>Have you ever wondered: How can a rock tell us a story about something that happened on Earth a long, long time ago? Let's find out!</w:t>
       </w:r>
     </w:p>
-    <w:p/>
     <w:p>
+      <w:pPr>
+        <w:spacing w:after="120" w:line="440" w:lineRule="exact"/>
+      </w:pPr>
       <w:r>
         <w:rPr>
-          <w:b/>
-          <w:color w:val="0D1B2A"/>
-          <w:sz w:val="48"/>
+          <w:rFonts w:ascii="Comic Sans MS" w:hAnsi="Comic Sans MS"/>
+          <w:sz w:val="26"/>
         </w:rPr>
-        <w:t>How can a rock tell us a story about something that happened on Earth a long, long time ago?</w:t>
+        <w:t>Every rock has a story about how it formed. Igneous rocks formed from hot melted rock (lava or magma) that cooled and hardened — often from volcanic eruptions.</w:t>
       </w:r>
     </w:p>
+    <w:p>
+      <w:pPr>
+        <w:spacing w:after="120" w:line="440" w:lineRule="exact"/>
+      </w:pPr>
+      <w:r>
+        <w:rPr>
+          <w:rFonts w:ascii="Comic Sans MS" w:hAnsi="Comic Sans MS"/>
+          <w:sz w:val="26"/>
+        </w:rPr>
+        <w:t>When sediment settles, it forms layers — like pancakes stacking up over time. The bottom layer is the oldest because it was deposited first.</w:t>
+      </w:r>
+    </w:p>
+    <w:p>
+      <w:pPr>
+        <w:spacing w:after="120" w:line="440" w:lineRule="exact"/>
+      </w:pPr>
+      <w:r>
+        <w:rPr>
+          <w:rFonts w:ascii="Comic Sans MS" w:hAnsi="Comic Sans MS"/>
+          <w:sz w:val="26"/>
+        </w:rPr>
+        <w:t>Now you know! Rocks are Earth's history books! Each type of rock tells a different story. Smooth, rounded rocks were shaped by water flowing over them for a very long time.</w:t>
+      </w:r>
+    </w:p>
+    <w:tbl>
+      <w:tblPr>
+        <w:tblW w:type="auto" w:w="0"/>
+        <w:jc w:val="center"/>
+        <w:tblLook w:firstColumn="1" w:firstRow="1" w:lastColumn="0" w:lastRow="0" w:noHBand="0" w:noVBand="1" w:val="04A0"/>
+      </w:tblPr>
+      <w:tblGrid>
+        <w:gridCol w:w="10800"/>
+      </w:tblGrid>
+      <w:tr>
+        <w:tc>
+          <w:tcPr>
+            <w:tcW w:type="dxa" w:w="10800"/>
+            <w:shd w:fill="FFF9C4"/>
+            <w:tcBorders>
+              <w:top w:sz="12" w:color="E67E22" w:val="single"/>
+              <w:bottom w:sz="12" w:color="E67E22" w:val="single"/>
+              <w:left w:sz="12" w:color="E67E22" w:val="single"/>
+              <w:right w:sz="12" w:color="E67E22" w:val="single"/>
+            </w:tcBorders>
+          </w:tcPr>
+          <w:p/>
+          <w:p>
+            <w:pPr>
+              <w:jc w:val="center"/>
+            </w:pPr>
+            <w:r>
+              <w:rPr>
+                <w:rFonts w:ascii="Comic Sans MS" w:hAnsi="Comic Sans MS"/>
+                <w:b/>
+                <w:color w:val="E67E22"/>
+                <w:sz w:val="32"/>
+              </w:rPr>
+              <w:t>Fun Fact!</w:t>
+            </w:r>
+          </w:p>
+          <w:p>
+            <w:pPr>
+              <w:jc w:val="center"/>
+            </w:pPr>
+            <w:r>
+              <w:rPr>
+                <w:rFonts w:ascii="Comic Sans MS" w:hAnsi="Comic Sans MS"/>
+                <w:sz w:val="22"/>
+              </w:rPr>
+              <w:t>Some people think: "All rocks are the same" -- but that's not true! Rocks are incredibly different from each other! Smooth river rocks, rough volcanic rocks, sparkly mineral rocks, and layered sedimentary rocks all formed in completely different ways. The type of rock tells us what Earth event created it — like a clue about the past.</w:t>
+            </w:r>
+          </w:p>
+        </w:tc>
+      </w:tr>
+    </w:tbl>
     <w:p/>
     <w:tbl>
       <w:tblPr>
@@ -54,99 +216,19 @@
         <w:tblLook w:firstColumn="1" w:firstRow="1" w:lastColumn="0" w:lastRow="0" w:noHBand="0" w:noVBand="1" w:val="04A0"/>
       </w:tblPr>
       <w:tblGrid>
-        <w:gridCol w:w="5040"/>
-        <w:gridCol w:w="5040"/>
+        <w:gridCol w:w="10800"/>
       </w:tblGrid>
       <w:tr>
         <w:tc>
           <w:tcPr>
-            <w:tcW w:type="dxa" w:w="5040"/>
-          </w:tcPr>
-          <w:p>
-            <w:r>
-              <w:rPr>
-                <w:sz w:val="22"/>
-              </w:rPr>
-              <w:t>Name: _______________________________</w:t>
-            </w:r>
-          </w:p>
-        </w:tc>
-        <w:tc>
-          <w:tcPr>
-            <w:tcW w:type="dxa" w:w="5040"/>
-          </w:tcPr>
-          <w:p>
-            <w:r>
-              <w:rPr>
-                <w:sz w:val="22"/>
-              </w:rPr>
-              <w:t>Date: _______________</w:t>
-            </w:r>
-          </w:p>
-        </w:tc>
-      </w:tr>
-    </w:tbl>
-    <w:p/>
-    <w:p>
-      <w:pPr>
-        <w:spacing w:after="160" w:line="440" w:lineRule="exact"/>
-      </w:pPr>
-      <w:r>
-        <w:rPr>
-          <w:sz w:val="26"/>
-        </w:rPr>
-        <w:t>Have you ever wondered: How can a rock tell us a story about something that happened on Earth a long, long time ago? Let's find out!</w:t>
-      </w:r>
-    </w:p>
-    <w:p>
-      <w:pPr>
-        <w:spacing w:after="160" w:line="440" w:lineRule="exact"/>
-      </w:pPr>
-      <w:r>
-        <w:rPr>
-          <w:sz w:val="26"/>
-        </w:rPr>
-        <w:t>Every rock has a story about how it formed. Igneous rocks formed from hot melted rock (lava or magma) that cooled and hardened — often from volcanic eruptions.</w:t>
-      </w:r>
-    </w:p>
-    <w:p>
-      <w:pPr>
-        <w:spacing w:after="160" w:line="440" w:lineRule="exact"/>
-      </w:pPr>
-      <w:r>
-        <w:rPr>
-          <w:sz w:val="26"/>
-        </w:rPr>
-        <w:t>When sediment settles, it forms layers — like pancakes stacking up over time. The bottom layer is the oldest because it was deposited first.</w:t>
-      </w:r>
-    </w:p>
-    <w:p>
-      <w:pPr>
-        <w:spacing w:after="160" w:line="440" w:lineRule="exact"/>
-      </w:pPr>
-      <w:r>
-        <w:rPr>
-          <w:sz w:val="26"/>
-        </w:rPr>
-        <w:t>Now you know! Rocks are Earth's history books! Each type of rock tells a different story. Smooth, rounded rocks were shaped by water flowing over them for a very long time.</w:t>
-      </w:r>
-    </w:p>
-    <w:p/>
-    <w:tbl>
-      <w:tblPr>
-        <w:tblStyle w:val="TableGrid"/>
-        <w:tblW w:type="auto" w:w="0"/>
-        <w:jc w:val="center"/>
-        <w:tblLook w:firstColumn="1" w:firstRow="1" w:lastColumn="0" w:lastRow="0" w:noHBand="0" w:noVBand="1" w:val="04A0"/>
-      </w:tblPr>
-      <w:tblGrid>
-        <w:gridCol w:w="10080"/>
-      </w:tblGrid>
-      <w:tr>
-        <w:tc>
-          <w:tcPr>
-            <w:tcW w:type="dxa" w:w="10080"/>
-            <w:shd w:fill="FFF8E1"/>
+            <w:tcW w:type="dxa" w:w="10800"/>
+            <w:shd w:fill="E8F5E9"/>
+            <w:tcBorders>
+              <w:top w:sz="12" w:color="27AE60" w:val="single"/>
+              <w:bottom w:sz="12" w:color="27AE60" w:val="single"/>
+              <w:left w:sz="12" w:color="27AE60" w:val="single"/>
+              <w:right w:sz="12" w:color="27AE60" w:val="single"/>
+            </w:tcBorders>
           </w:tcPr>
           <w:p/>
           <w:p>
@@ -155,128 +237,115 @@
             </w:pPr>
             <w:r>
               <w:rPr>
+                <w:rFonts w:ascii="Comic Sans MS" w:hAnsi="Comic Sans MS"/>
                 <w:b/>
-                <w:color w:val="E67E22"/>
+                <w:color w:val="27AE60"/>
                 <w:sz w:val="28"/>
               </w:rPr>
-              <w:t>Fun Fact!</w:t>
+              <w:t>Think About It</w:t>
             </w:r>
           </w:p>
           <w:p>
             <w:r>
               <w:rPr>
-                <w:sz w:val="22"/>
+                <w:rFonts w:ascii="Comic Sans MS" w:hAnsi="Comic Sans MS"/>
+                <w:b/>
+                <w:sz w:val="24"/>
               </w:rPr>
-              <w:t>Some people think: "All rocks are the same" — but that's not true! Rocks are incredibly different from each other! Smooth river rocks, rough volcanic rocks, sparkly mineral rocks, and layered sedimentary rocks all formed in completely different ways. The type of rock tells us what Earth event created it — like a clue about the past.</w:t>
+              <w:t>1. What surprised you most about how can a rock tell us a story about something that happened on earth a long, long time ago?</w:t>
+            </w:r>
+          </w:p>
+          <w:p>
+            <w:pPr>
+              <w:spacing w:after="40" w:line="560" w:lineRule="exact"/>
+            </w:pPr>
+            <w:r>
+              <w:rPr>
+                <w:rFonts w:ascii="Comic Sans MS" w:hAnsi="Comic Sans MS"/>
+                <w:color w:val="BBBBBB"/>
+                <w:sz w:val="32"/>
+              </w:rPr>
+              <w:t>_______________________________________________________</w:t>
+            </w:r>
+          </w:p>
+          <w:p>
+            <w:pPr>
+              <w:spacing w:after="40" w:line="560" w:lineRule="exact"/>
+            </w:pPr>
+            <w:r>
+              <w:rPr>
+                <w:rFonts w:ascii="Comic Sans MS" w:hAnsi="Comic Sans MS"/>
+                <w:color w:val="BBBBBB"/>
+                <w:sz w:val="32"/>
+              </w:rPr>
+              <w:t>_______________________________________________________</w:t>
+            </w:r>
+          </w:p>
+          <w:p>
+            <w:pPr>
+              <w:spacing w:after="40" w:line="560" w:lineRule="exact"/>
+            </w:pPr>
+            <w:r>
+              <w:rPr>
+                <w:rFonts w:ascii="Comic Sans MS" w:hAnsi="Comic Sans MS"/>
+                <w:color w:val="BBBBBB"/>
+                <w:sz w:val="32"/>
+              </w:rPr>
+              <w:t>_______________________________________________________</w:t>
+            </w:r>
+          </w:p>
+          <w:p>
+            <w:r>
+              <w:rPr>
+                <w:rFonts w:ascii="Comic Sans MS" w:hAnsi="Comic Sans MS"/>
+                <w:b/>
+                <w:sz w:val="24"/>
+              </w:rPr>
+              <w:t>2. How could you explain what you learned to a friend or family member?</w:t>
+            </w:r>
+          </w:p>
+          <w:p>
+            <w:pPr>
+              <w:spacing w:after="40" w:line="560" w:lineRule="exact"/>
+            </w:pPr>
+            <w:r>
+              <w:rPr>
+                <w:rFonts w:ascii="Comic Sans MS" w:hAnsi="Comic Sans MS"/>
+                <w:color w:val="BBBBBB"/>
+                <w:sz w:val="32"/>
+              </w:rPr>
+              <w:t>_______________________________________________________</w:t>
+            </w:r>
+          </w:p>
+          <w:p>
+            <w:pPr>
+              <w:spacing w:after="40" w:line="560" w:lineRule="exact"/>
+            </w:pPr>
+            <w:r>
+              <w:rPr>
+                <w:rFonts w:ascii="Comic Sans MS" w:hAnsi="Comic Sans MS"/>
+                <w:color w:val="BBBBBB"/>
+                <w:sz w:val="32"/>
+              </w:rPr>
+              <w:t>_______________________________________________________</w:t>
+            </w:r>
+          </w:p>
+          <w:p>
+            <w:pPr>
+              <w:spacing w:after="40" w:line="560" w:lineRule="exact"/>
+            </w:pPr>
+            <w:r>
+              <w:rPr>
+                <w:rFonts w:ascii="Comic Sans MS" w:hAnsi="Comic Sans MS"/>
+                <w:color w:val="BBBBBB"/>
+                <w:sz w:val="32"/>
+              </w:rPr>
+              <w:t>_______________________________________________________</w:t>
             </w:r>
           </w:p>
         </w:tc>
       </w:tr>
     </w:tbl>
-    <w:p/>
-    <w:p>
-      <w:r>
-        <w:rPr>
-          <w:b/>
-          <w:color w:val="1A4780"/>
-          <w:sz w:val="36"/>
-        </w:rPr>
-        <w:t>Think About It</w:t>
-      </w:r>
-    </w:p>
-    <w:p>
-      <w:r>
-        <w:rPr>
-          <w:b/>
-          <w:sz w:val="26"/>
-        </w:rPr>
-        <w:t>1. What surprised you most about learning how can a rock tell us a story about something that happened on earth a long, long time ago?</w:t>
-      </w:r>
-    </w:p>
-    <w:p>
-      <w:pPr>
-        <w:spacing w:after="80" w:line="480" w:lineRule="exact"/>
-      </w:pPr>
-      <w:r>
-        <w:rPr>
-          <w:color w:val="CCCCCC"/>
-          <w:sz w:val="24"/>
-        </w:rPr>
-        <w:t>___________________________________________________________________________</w:t>
-      </w:r>
-    </w:p>
-    <w:p>
-      <w:pPr>
-        <w:spacing w:after="80" w:line="480" w:lineRule="exact"/>
-      </w:pPr>
-      <w:r>
-        <w:rPr>
-          <w:color w:val="CCCCCC"/>
-          <w:sz w:val="24"/>
-        </w:rPr>
-        <w:t>___________________________________________________________________________</w:t>
-      </w:r>
-    </w:p>
-    <w:p>
-      <w:pPr>
-        <w:spacing w:after="80" w:line="480" w:lineRule="exact"/>
-      </w:pPr>
-      <w:r>
-        <w:rPr>
-          <w:color w:val="CCCCCC"/>
-          <w:sz w:val="24"/>
-        </w:rPr>
-        <w:t>___________________________________________________________________________</w:t>
-      </w:r>
-    </w:p>
-    <w:p/>
-    <w:p>
-      <w:r>
-        <w:rPr>
-          <w:b/>
-          <w:sz w:val="26"/>
-        </w:rPr>
-        <w:t>2. How could you explain what you learned to a friend or family member?</w:t>
-      </w:r>
-    </w:p>
-    <w:p>
-      <w:pPr>
-        <w:spacing w:after="80" w:line="480" w:lineRule="exact"/>
-      </w:pPr>
-      <w:r>
-        <w:rPr>
-          <w:color w:val="CCCCCC"/>
-          <w:sz w:val="24"/>
-        </w:rPr>
-        <w:t>___________________________________________________________________________</w:t>
-      </w:r>
-    </w:p>
-    <w:p>
-      <w:pPr>
-        <w:spacing w:after="80" w:line="480" w:lineRule="exact"/>
-      </w:pPr>
-      <w:r>
-        <w:rPr>
-          <w:color w:val="CCCCCC"/>
-          <w:sz w:val="24"/>
-        </w:rPr>
-        <w:t>___________________________________________________________________________</w:t>
-      </w:r>
-    </w:p>
-    <w:p>
-      <w:pPr>
-        <w:spacing w:after="80" w:line="480" w:lineRule="exact"/>
-      </w:pPr>
-      <w:r>
-        <w:rPr>
-          <w:color w:val="CCCCCC"/>
-          <w:sz w:val="24"/>
-        </w:rPr>
-        <w:t>___________________________________________________________________________</w:t>
-      </w:r>
-    </w:p>
-    <w:p/>
-    <w:p/>
     <w:p>
       <w:pPr>
         <w:jc w:val="center"/>
@@ -291,7 +360,7 @@
     </w:p>
     <w:sectPr>
       <w:pgSz w:w="12240" w:h="15840"/>
-      <w:pgMar w:top="864" w:right="1080" w:bottom="720" w:left="1080" w:header="720" w:footer="720" w:gutter="0"/>
+      <w:pgMar w:top="504" w:right="720" w:bottom="504" w:left="720" w:header="720" w:footer="720" w:gutter="0"/>
       <w:cols w:space="720"/>
       <w:docGrid w:linePitch="360"/>
     </w:sectPr>
